--- a/contract_ooo_template.docx
+++ b/contract_ooo_template.docx
@@ -5200,6 +5200,21 @@
     </w:p>
     <w:p>
       <w:pPr>
+        <w:spacing w:line="240" w:lineRule="auto"/>
+        <w:rPr/>
+      </w:pPr>
+      <w:r>
+        <w:rPr>
+          <w:rFonts w:ascii="Libre Franklin Medium" w:cs="Libre Franklin Medium" w:eastAsia="Libre Franklin Medium" w:hAnsi="Libre Franklin Medium"/>
+          <w:color w:val="000000"/>
+          <w:sz w:val="22"/>
+          <w:szCs w:val="22"/>
+        </w:rPr>
+        <w:t xml:space="preserve">{#contract_services}</w:t>
+      </w:r>
+    </w:p>
+    <w:p>
+      <w:pPr>
         <w:keepNext w:val="0"/>
         <w:keepLines w:val="0"/>
         <w:pageBreakBefore w:val="0"/>
@@ -5217,432 +5232,38 @@
         <w:jc w:val="both"/>
         <w:rPr>
           <w:rFonts w:ascii="Courier New" w:cs="Courier New" w:eastAsia="Courier New" w:hAnsi="Courier New"/>
-          <w:b w:val="0"/>
-          <w:bCs w:val="0"/>
-          <w:i w:val="0"/>
-          <w:iCs w:val="0"/>
-          <w:smallCaps w:val="0"/>
-          <w:strike w:val="0"/>
           <w:color w:val="000000"/>
           <w:sz w:val="20"/>
           <w:szCs w:val="20"/>
-          <w:u w:val="none"/>
-          <w:shd w:fill="auto" w:val="clear"/>
-          <w:vertAlign w:val="baseline"/>
         </w:rPr>
       </w:pPr>
       <w:r>
         <w:rPr>
           <w:rFonts w:ascii="Libre Franklin Medium" w:cs="Libre Franklin Medium" w:eastAsia="Libre Franklin Medium" w:hAnsi="Libre Franklin Medium"/>
           <w:b w:val="0"/>
-          <w:bCs w:val="0"/>
-          <w:i w:val="0"/>
-          <w:iCs w:val="0"/>
-          <w:smallCaps w:val="0"/>
-          <w:strike w:val="0"/>
-          <w:color w:val="000000"/>
-          <w:sz w:val="22"/>
-          <w:szCs w:val="22"/>
-          <w:u w:val="none"/>
-          <w:shd w:fill="auto" w:val="clear"/>
-          <w:vertAlign w:val="baseline"/>
-          <w:rtl w:val="0"/>
-        </w:rPr>
-        <w:t xml:space="preserve">1.</w:t>
+          <w:color w:val="000000"/>
+          <w:sz w:val="22"/>
+          <w:szCs w:val="22"/>
+          <w:rtl w:val="0"/>
+        </w:rPr>
+        <w:t xml:space="preserve">{{service_index}}.</w:t>
         <w:tab/>
-        <w:t xml:space="preserve">Осуществляет организацию бухгалтерского учета хозяйственно–финансовой деятельности Заказчика в области трудового законодательства.</w:t>
-      </w:r>
-      <w:r>
-        <w:rPr>
-          <w:rtl w:val="0"/>
-        </w:rPr>
-      </w:r>
-    </w:p>
-    <w:p>
-      <w:pPr>
-        <w:keepNext w:val="0"/>
-        <w:keepLines w:val="0"/>
-        <w:pageBreakBefore w:val="0"/>
-        <w:widowControl w:val="0"/>
-        <w:pBdr>
-          <w:top w:color="000000" w:space="0" w:sz="0" w:val="none"/>
-          <w:left w:color="000000" w:space="0" w:sz="0" w:val="none"/>
-          <w:bottom w:color="000000" w:space="0" w:sz="0" w:val="none"/>
-          <w:right w:color="000000" w:space="0" w:sz="0" w:val="none"/>
-          <w:between w:color="000000" w:space="0" w:sz="0" w:val="none"/>
-        </w:pBdr>
-        <w:shd w:fill="auto" w:val="clear"/>
-        <w:spacing w:after="0" w:before="0" w:line="240" w:lineRule="auto"/>
-        <w:ind w:left="0" w:right="0" w:firstLine="0"/>
-        <w:jc w:val="both"/>
-        <w:rPr>
-          <w:rFonts w:ascii="Courier New" w:cs="Courier New" w:eastAsia="Courier New" w:hAnsi="Courier New"/>
-          <w:b w:val="0"/>
-          <w:bCs w:val="0"/>
-          <w:i w:val="0"/>
-          <w:iCs w:val="0"/>
-          <w:smallCaps w:val="0"/>
-          <w:strike w:val="0"/>
-          <w:color w:val="000000"/>
-          <w:sz w:val="20"/>
-          <w:szCs w:val="20"/>
-          <w:u w:val="none"/>
-          <w:shd w:fill="auto" w:val="clear"/>
-          <w:vertAlign w:val="baseline"/>
-        </w:rPr>
+        <w:t xml:space="preserve">{{service_description}}</w:t>
+      </w:r>
+    </w:p>
+    <w:p>
+      <w:pPr>
+        <w:spacing w:line="240" w:lineRule="auto"/>
+        <w:rPr/>
       </w:pPr>
       <w:r>
         <w:rPr>
           <w:rFonts w:ascii="Libre Franklin Medium" w:cs="Libre Franklin Medium" w:eastAsia="Libre Franklin Medium" w:hAnsi="Libre Franklin Medium"/>
-          <w:b w:val="0"/>
-          <w:bCs w:val="0"/>
-          <w:i w:val="0"/>
-          <w:iCs w:val="0"/>
-          <w:smallCaps w:val="0"/>
-          <w:strike w:val="0"/>
-          <w:color w:val="000000"/>
-          <w:sz w:val="22"/>
-          <w:szCs w:val="22"/>
-          <w:u w:val="none"/>
-          <w:shd w:fill="auto" w:val="clear"/>
-          <w:vertAlign w:val="baseline"/>
-          <w:rtl w:val="0"/>
-        </w:rPr>
-        <w:t xml:space="preserve">2.</w:t>
-        <w:tab/>
-        <w:t xml:space="preserve">Обеспечивает рациональную организацию бухгалтерского учета и отчетности в области трудового законодательства у Заказчика и в его подразделениях на основе максимальной централизации учётно-вычислительных работ и применения современных технических средств и информационных технологий, прогрессивных форм и методов учета и контроля, формирование и своевременное представление полной и достоверной бухгалтерской информации о деятельности Заказчика, его имущественном положении, доходах и расходах.</w:t>
-      </w:r>
-      <w:r>
-        <w:rPr>
-          <w:rtl w:val="0"/>
-        </w:rPr>
-      </w:r>
-    </w:p>
-    <w:p>
-      <w:pPr>
-        <w:keepNext w:val="0"/>
-        <w:keepLines w:val="0"/>
-        <w:pageBreakBefore w:val="0"/>
-        <w:widowControl w:val="0"/>
-        <w:pBdr>
-          <w:top w:color="000000" w:space="0" w:sz="0" w:val="none"/>
-          <w:left w:color="000000" w:space="0" w:sz="0" w:val="none"/>
-          <w:bottom w:color="000000" w:space="0" w:sz="0" w:val="none"/>
-          <w:right w:color="000000" w:space="0" w:sz="0" w:val="none"/>
-          <w:between w:color="000000" w:space="0" w:sz="0" w:val="none"/>
-        </w:pBdr>
-        <w:shd w:fill="auto" w:val="clear"/>
-        <w:spacing w:after="0" w:before="0" w:line="240" w:lineRule="auto"/>
-        <w:ind w:left="0" w:right="0" w:firstLine="0"/>
-        <w:jc w:val="both"/>
-        <w:rPr>
-          <w:rFonts w:ascii="Courier New" w:cs="Courier New" w:eastAsia="Courier New" w:hAnsi="Courier New"/>
-          <w:b w:val="0"/>
-          <w:bCs w:val="0"/>
-          <w:i w:val="0"/>
-          <w:iCs w:val="0"/>
-          <w:smallCaps w:val="0"/>
-          <w:strike w:val="0"/>
-          <w:color w:val="000000"/>
-          <w:sz w:val="20"/>
-          <w:szCs w:val="20"/>
-          <w:u w:val="none"/>
-          <w:shd w:fill="auto" w:val="clear"/>
-          <w:vertAlign w:val="baseline"/>
-        </w:rPr>
-      </w:pPr>
-      <w:r>
-        <w:rPr>
-          <w:rFonts w:ascii="Libre Franklin Medium" w:cs="Libre Franklin Medium" w:eastAsia="Libre Franklin Medium" w:hAnsi="Libre Franklin Medium"/>
-          <w:b w:val="0"/>
-          <w:bCs w:val="0"/>
-          <w:i w:val="0"/>
-          <w:iCs w:val="0"/>
-          <w:smallCaps w:val="0"/>
-          <w:strike w:val="0"/>
-          <w:color w:val="000000"/>
-          <w:sz w:val="22"/>
-          <w:szCs w:val="22"/>
-          <w:u w:val="none"/>
-          <w:shd w:fill="auto" w:val="clear"/>
-          <w:vertAlign w:val="baseline"/>
-          <w:rtl w:val="0"/>
-        </w:rPr>
-        <w:t xml:space="preserve">3.</w:t>
-        <w:tab/>
-        <w:t xml:space="preserve">Своевременно и правильно оформляет регистры бухгалтерского учета в программном комплексе 1С, осуществляет правильное начисление и перечисление налогов и сборов в федеральный, региональный и местный бюджеты, страховых взносов в государственные внебюджетные социальные фонды, платежей в банковские учреждения, в соответствии с требованиями действующего законодательства РФ.</w:t>
-      </w:r>
-      <w:r>
-        <w:rPr>
-          <w:rtl w:val="0"/>
-        </w:rPr>
-      </w:r>
-    </w:p>
-    <w:p>
-      <w:pPr>
-        <w:keepNext w:val="0"/>
-        <w:keepLines w:val="0"/>
-        <w:pageBreakBefore w:val="0"/>
-        <w:widowControl w:val="0"/>
-        <w:pBdr>
-          <w:top w:color="000000" w:space="0" w:sz="0" w:val="none"/>
-          <w:left w:color="000000" w:space="0" w:sz="0" w:val="none"/>
-          <w:bottom w:color="000000" w:space="0" w:sz="0" w:val="none"/>
-          <w:right w:color="000000" w:space="0" w:sz="0" w:val="none"/>
-          <w:between w:color="000000" w:space="0" w:sz="0" w:val="none"/>
-        </w:pBdr>
-        <w:shd w:fill="auto" w:val="clear"/>
-        <w:spacing w:after="0" w:before="0" w:line="240" w:lineRule="auto"/>
-        <w:ind w:left="0" w:right="0" w:firstLine="0"/>
-        <w:jc w:val="both"/>
-        <w:rPr>
-          <w:rFonts w:ascii="Courier New" w:cs="Courier New" w:eastAsia="Courier New" w:hAnsi="Courier New"/>
-          <w:b w:val="0"/>
-          <w:bCs w:val="0"/>
-          <w:i w:val="0"/>
-          <w:iCs w:val="0"/>
-          <w:smallCaps w:val="0"/>
-          <w:strike w:val="0"/>
-          <w:color w:val="000000"/>
-          <w:sz w:val="20"/>
-          <w:szCs w:val="20"/>
-          <w:u w:val="none"/>
-          <w:shd w:fill="auto" w:val="clear"/>
-          <w:vertAlign w:val="baseline"/>
-        </w:rPr>
-      </w:pPr>
-      <w:r>
-        <w:rPr>
-          <w:rFonts w:ascii="Libre Franklin Medium" w:cs="Libre Franklin Medium" w:eastAsia="Libre Franklin Medium" w:hAnsi="Libre Franklin Medium"/>
-          <w:b w:val="0"/>
-          <w:bCs w:val="0"/>
-          <w:i w:val="0"/>
-          <w:iCs w:val="0"/>
-          <w:smallCaps w:val="0"/>
-          <w:strike w:val="0"/>
-          <w:color w:val="000000"/>
-          <w:sz w:val="22"/>
-          <w:szCs w:val="22"/>
-          <w:u w:val="none"/>
-          <w:shd w:fill="auto" w:val="clear"/>
-          <w:vertAlign w:val="baseline"/>
-          <w:rtl w:val="0"/>
-        </w:rPr>
-        <w:t xml:space="preserve">4.</w:t>
-        <w:tab/>
-        <w:t xml:space="preserve">Осуществляет контроль за соблюдением порядка оформления первичных документов и оформление регистров бухгалтерского учета, расчетов и платежных обязательств Заказчика.</w:t>
-      </w:r>
-      <w:r>
-        <w:rPr>
-          <w:rtl w:val="0"/>
-        </w:rPr>
-      </w:r>
-    </w:p>
-    <w:p>
-      <w:pPr>
-        <w:keepNext w:val="0"/>
-        <w:keepLines w:val="0"/>
-        <w:pageBreakBefore w:val="0"/>
-        <w:widowControl w:val="0"/>
-        <w:pBdr>
-          <w:top w:color="000000" w:space="0" w:sz="0" w:val="none"/>
-          <w:left w:color="000000" w:space="0" w:sz="0" w:val="none"/>
-          <w:bottom w:color="000000" w:space="0" w:sz="0" w:val="none"/>
-          <w:right w:color="000000" w:space="0" w:sz="0" w:val="none"/>
-          <w:between w:color="000000" w:space="0" w:sz="0" w:val="none"/>
-        </w:pBdr>
-        <w:shd w:fill="auto" w:val="clear"/>
-        <w:spacing w:after="0" w:before="0" w:line="240" w:lineRule="auto"/>
-        <w:ind w:left="0" w:right="0" w:firstLine="0"/>
-        <w:jc w:val="both"/>
-        <w:rPr>
-          <w:rFonts w:ascii="Courier New" w:cs="Courier New" w:eastAsia="Courier New" w:hAnsi="Courier New"/>
-          <w:b w:val="0"/>
-          <w:bCs w:val="0"/>
-          <w:i w:val="0"/>
-          <w:iCs w:val="0"/>
-          <w:smallCaps w:val="0"/>
-          <w:strike w:val="0"/>
-          <w:color w:val="000000"/>
-          <w:sz w:val="20"/>
-          <w:szCs w:val="20"/>
-          <w:u w:val="none"/>
-          <w:shd w:fill="auto" w:val="clear"/>
-          <w:vertAlign w:val="baseline"/>
-        </w:rPr>
-      </w:pPr>
-      <w:r>
-        <w:rPr>
-          <w:rFonts w:ascii="Libre Franklin Medium" w:cs="Libre Franklin Medium" w:eastAsia="Libre Franklin Medium" w:hAnsi="Libre Franklin Medium"/>
-          <w:b w:val="0"/>
-          <w:bCs w:val="0"/>
-          <w:i w:val="0"/>
-          <w:iCs w:val="0"/>
-          <w:smallCaps w:val="0"/>
-          <w:strike w:val="0"/>
-          <w:color w:val="000000"/>
-          <w:sz w:val="22"/>
-          <w:szCs w:val="22"/>
-          <w:u w:val="none"/>
-          <w:shd w:fill="auto" w:val="clear"/>
-          <w:vertAlign w:val="baseline"/>
-          <w:rtl w:val="0"/>
-        </w:rPr>
-        <w:t xml:space="preserve">5</w:t>
-        <w:tab/>
-        <w:t xml:space="preserve"> Составляет балансы и оперативные сводные отчеты о доходах и расходах средств, другую необходимую бухгалтерскую, налоговую и статистическую отчетность, представление их в установленном действующим законодательством РФ порядке и сроки в соответствующие органы.</w:t>
-      </w:r>
-      <w:r>
-        <w:rPr>
-          <w:rtl w:val="0"/>
-        </w:rPr>
-      </w:r>
-    </w:p>
-    <w:p>
-      <w:pPr>
-        <w:keepNext w:val="0"/>
-        <w:keepLines w:val="0"/>
-        <w:pageBreakBefore w:val="0"/>
-        <w:widowControl w:val="0"/>
-        <w:pBdr>
-          <w:top w:color="000000" w:space="0" w:sz="0" w:val="none"/>
-          <w:left w:color="000000" w:space="0" w:sz="0" w:val="none"/>
-          <w:bottom w:color="000000" w:space="0" w:sz="0" w:val="none"/>
-          <w:right w:color="000000" w:space="0" w:sz="0" w:val="none"/>
-          <w:between w:color="000000" w:space="0" w:sz="0" w:val="none"/>
-        </w:pBdr>
-        <w:shd w:fill="auto" w:val="clear"/>
-        <w:spacing w:after="0" w:before="0" w:line="240" w:lineRule="auto"/>
-        <w:ind w:left="0" w:right="0" w:firstLine="0"/>
-        <w:jc w:val="both"/>
-        <w:rPr>
-          <w:rFonts w:ascii="Courier New" w:cs="Courier New" w:eastAsia="Courier New" w:hAnsi="Courier New"/>
-          <w:b w:val="0"/>
-          <w:bCs w:val="0"/>
-          <w:i w:val="0"/>
-          <w:iCs w:val="0"/>
-          <w:smallCaps w:val="0"/>
-          <w:strike w:val="0"/>
-          <w:color w:val="000000"/>
-          <w:sz w:val="20"/>
-          <w:szCs w:val="20"/>
-          <w:u w:val="none"/>
-          <w:shd w:fill="auto" w:val="clear"/>
-          <w:vertAlign w:val="baseline"/>
-        </w:rPr>
-      </w:pPr>
-      <w:r>
-        <w:rPr>
-          <w:rFonts w:ascii="Libre Franklin Medium" w:cs="Libre Franklin Medium" w:eastAsia="Libre Franklin Medium" w:hAnsi="Libre Franklin Medium"/>
-          <w:b w:val="0"/>
-          <w:bCs w:val="0"/>
-          <w:i w:val="0"/>
-          <w:iCs w:val="0"/>
-          <w:smallCaps w:val="0"/>
-          <w:strike w:val="0"/>
-          <w:color w:val="000000"/>
-          <w:sz w:val="22"/>
-          <w:szCs w:val="22"/>
-          <w:u w:val="none"/>
-          <w:shd w:fill="auto" w:val="clear"/>
-          <w:vertAlign w:val="baseline"/>
-          <w:rtl w:val="0"/>
-        </w:rPr>
-        <w:t xml:space="preserve">6.</w:t>
-        <w:tab/>
-        <w:t xml:space="preserve">Представляет интересы Заказчика в сторонних организациях по вопросам, относящимся к компетенции Исполнителя.</w:t>
-      </w:r>
-      <w:r>
-        <w:rPr>
-          <w:rtl w:val="0"/>
-        </w:rPr>
-      </w:r>
-    </w:p>
-    <w:p>
-      <w:pPr>
-        <w:keepNext w:val="0"/>
-        <w:keepLines w:val="0"/>
-        <w:pageBreakBefore w:val="0"/>
-        <w:widowControl w:val="0"/>
-        <w:pBdr>
-          <w:top w:color="000000" w:space="0" w:sz="0" w:val="none"/>
-          <w:left w:color="000000" w:space="0" w:sz="0" w:val="none"/>
-          <w:bottom w:color="000000" w:space="0" w:sz="0" w:val="none"/>
-          <w:right w:color="000000" w:space="0" w:sz="0" w:val="none"/>
-          <w:between w:color="000000" w:space="0" w:sz="0" w:val="none"/>
-        </w:pBdr>
-        <w:shd w:fill="auto" w:val="clear"/>
-        <w:spacing w:after="0" w:before="0" w:line="240" w:lineRule="auto"/>
-        <w:ind w:left="0" w:right="0" w:firstLine="0"/>
-        <w:jc w:val="both"/>
-        <w:rPr>
-          <w:rFonts w:ascii="Courier New" w:cs="Courier New" w:eastAsia="Courier New" w:hAnsi="Courier New"/>
-          <w:b w:val="0"/>
-          <w:bCs w:val="0"/>
-          <w:i w:val="0"/>
-          <w:iCs w:val="0"/>
-          <w:smallCaps w:val="0"/>
-          <w:strike w:val="0"/>
-          <w:color w:val="000000"/>
-          <w:sz w:val="20"/>
-          <w:szCs w:val="20"/>
-          <w:u w:val="none"/>
-          <w:shd w:fill="auto" w:val="clear"/>
-          <w:vertAlign w:val="baseline"/>
-        </w:rPr>
-      </w:pPr>
-      <w:r>
-        <w:rPr>
-          <w:rFonts w:ascii="Libre Franklin Medium" w:cs="Libre Franklin Medium" w:eastAsia="Libre Franklin Medium" w:hAnsi="Libre Franklin Medium"/>
-          <w:b w:val="0"/>
-          <w:bCs w:val="0"/>
-          <w:i w:val="0"/>
-          <w:iCs w:val="0"/>
-          <w:smallCaps w:val="0"/>
-          <w:strike w:val="0"/>
-          <w:color w:val="000000"/>
-          <w:sz w:val="22"/>
-          <w:szCs w:val="22"/>
-          <w:u w:val="none"/>
-          <w:shd w:fill="auto" w:val="clear"/>
-          <w:vertAlign w:val="baseline"/>
-          <w:rtl w:val="0"/>
-        </w:rPr>
-        <w:t xml:space="preserve">7.</w:t>
-        <w:tab/>
-        <w:t xml:space="preserve">Консультирует Заказчика по вопросам бухгалтерского и налогового законодательства в течение всего срока действия договора.</w:t>
-      </w:r>
-      <w:r>
-        <w:rPr>
-          <w:rtl w:val="0"/>
-        </w:rPr>
-      </w:r>
-    </w:p>
-    <w:p>
-      <w:pPr>
-        <w:pBdr>
-          <w:top w:color="000000" w:space="0" w:sz="0" w:val="none"/>
-          <w:left w:color="000000" w:space="0" w:sz="0" w:val="none"/>
-          <w:bottom w:color="000000" w:space="0" w:sz="0" w:val="none"/>
-          <w:right w:color="000000" w:space="0" w:sz="0" w:val="none"/>
-          <w:between w:color="000000" w:space="0" w:sz="0" w:val="none"/>
-        </w:pBdr>
-        <w:spacing w:line="240" w:lineRule="auto"/>
-        <w:rPr/>
-      </w:pPr>
-      <w:r>
-        <w:rPr>
-          <w:rFonts w:ascii="Libre Franklin Medium" w:cs="Libre Franklin Medium" w:eastAsia="Libre Franklin Medium" w:hAnsi="Libre Franklin Medium"/>
-          <w:rtl w:val="0"/>
-        </w:rPr>
-        <w:t xml:space="preserve">8.</w:t>
-        <w:tab/>
-        <w:t xml:space="preserve">В целях осуществления обязанностей, предусмотренных настоящим Приложением №1, Исполнитель хранит оригиналы первичных документов Заказчика. После сдачи квартальных отчетностей, все оригиналы первичных документов передаются Заказчику. </w:t>
-      </w:r>
-      <w:r>
-        <w:rPr>
-          <w:rtl w:val="0"/>
-        </w:rPr>
+          <w:color w:val="000000"/>
+          <w:sz w:val="22"/>
+          <w:szCs w:val="22"/>
+        </w:rPr>
+        <w:t xml:space="preserve">{/contract_services}</w:t>
       </w:r>
     </w:p>
     <w:p>
@@ -5800,6 +5421,99 @@
     </w:sectPr>
   </w:body>
 </w:document>
+</file>
+
+<file path=word/endnotes.xml><?xml version="1.0" encoding="utf-8"?>
+<w:endnotes xmlns:wpc="http://schemas.microsoft.com/office/word/2010/wordprocessingCanvas" xmlns:mc="http://schemas.openxmlformats.org/markup-compatibility/2006" xmlns:o="urn:schemas-microsoft-com:office:office" xmlns:r="http://schemas.openxmlformats.org/officeDocument/2006/relationships" xmlns:m="http://schemas.openxmlformats.org/officeDocument/2006/math" xmlns:v="urn:schemas-microsoft-com:vml" xmlns:wp14="http://schemas.microsoft.com/office/word/2010/wordprocessingDrawing" xmlns:wp="http://schemas.openxmlformats.org/drawingml/2006/wordprocessingDrawing" xmlns:w10="urn:schemas-microsoft-com:office:word" xmlns:w="http://schemas.openxmlformats.org/wordprocessingml/2006/main" xmlns:w14="http://schemas.microsoft.com/office/word/2010/wordml" xmlns:w15="http://schemas.microsoft.com/office/word/2012/wordml" xmlns:wpg="http://schemas.microsoft.com/office/word/2010/wordprocessingGroup" xmlns:wpi="http://schemas.microsoft.com/office/word/2010/wordprocessingInk" xmlns:wne="http://schemas.microsoft.com/office/word/2006/wordml" xmlns:a="http://schemas.openxmlformats.org/drawingml/2006/main" xmlns:wps="http://schemas.microsoft.com/office/word/2010/wordprocessingShape" mc:Ignorable="w14 w15 wp14">
+  <w:endnote w:type="separator" w:id="-1">
+    <w:p>
+      <w:pPr>
+        <w:widowControl/>
+        <w:rPr>
+          <w:rFonts w:ascii="Times New Roman" w:hAnsi="Times New Roman" w:eastAsia="Times New Roman" w:cs="Times New Roman"/>
+          <w:sz w:val="20"/>
+          <w:szCs w:val="20"/>
+          <w:lang w:val="en-US" w:eastAsia="zh-CN"/>
+        </w:rPr>
+        <w:pBdr>
+          <w:top w:val="none" w:color="000000" w:sz="4" w:space="0"/>
+          <w:left w:val="none" w:color="000000" w:sz="4" w:space="0"/>
+          <w:bottom w:val="none" w:color="000000" w:sz="4" w:space="0"/>
+          <w:right w:val="none" w:color="000000" w:sz="4" w:space="0"/>
+          <w:between w:val="none" w:color="000000" w:sz="4" w:space="0"/>
+        </w:pBdr>
+      </w:pPr>
+      <w:r>
+        <w:rPr>
+          <w:rFonts w:ascii="Times New Roman" w:hAnsi="Times New Roman" w:eastAsia="Times New Roman" w:cs="Times New Roman"/>
+          <w:sz w:val="20"/>
+          <w:szCs w:val="20"/>
+        </w:rPr>
+        <w:separator/>
+      </w:r>
+      <w:r>
+        <w:rPr>
+          <w:rFonts w:ascii="Times New Roman" w:hAnsi="Times New Roman" w:eastAsia="Times New Roman" w:cs="Times New Roman"/>
+          <w:sz w:val="20"/>
+          <w:szCs w:val="20"/>
+          <w:lang w:val="en-US" w:eastAsia="zh-CN"/>
+        </w:rPr>
+      </w:r>
+      <w:r>
+        <w:rPr>
+          <w:rFonts w:ascii="Times New Roman" w:hAnsi="Times New Roman" w:eastAsia="Times New Roman" w:cs="Times New Roman"/>
+          <w:sz w:val="20"/>
+          <w:szCs w:val="20"/>
+          <w:lang w:val="en-US" w:eastAsia="zh-CN"/>
+        </w:rPr>
+      </w:r>
+    </w:p>
+  </w:endnote>
+  <w:endnote w:type="continuationSeparator" w:id="0">
+    <w:p>
+      <w:pPr>
+        <w:widowControl/>
+        <w:rPr>
+          <w:rFonts w:ascii="Times New Roman" w:hAnsi="Times New Roman" w:eastAsia="Times New Roman" w:cs="Times New Roman"/>
+          <w:sz w:val="20"/>
+          <w:szCs w:val="20"/>
+          <w:lang w:val="en-US" w:eastAsia="zh-CN"/>
+        </w:rPr>
+        <w:pBdr>
+          <w:top w:val="none" w:color="000000" w:sz="4" w:space="0"/>
+          <w:left w:val="none" w:color="000000" w:sz="4" w:space="0"/>
+          <w:bottom w:val="none" w:color="000000" w:sz="4" w:space="0"/>
+          <w:right w:val="none" w:color="000000" w:sz="4" w:space="0"/>
+          <w:between w:val="none" w:color="000000" w:sz="4" w:space="0"/>
+        </w:pBdr>
+      </w:pPr>
+      <w:r>
+        <w:rPr>
+          <w:rFonts w:ascii="Times New Roman" w:hAnsi="Times New Roman" w:eastAsia="Times New Roman" w:cs="Times New Roman"/>
+          <w:sz w:val="20"/>
+          <w:szCs w:val="20"/>
+        </w:rPr>
+        <w:continuationSeparator/>
+      </w:r>
+      <w:r>
+        <w:rPr>
+          <w:rFonts w:ascii="Times New Roman" w:hAnsi="Times New Roman" w:eastAsia="Times New Roman" w:cs="Times New Roman"/>
+          <w:sz w:val="20"/>
+          <w:szCs w:val="20"/>
+          <w:lang w:val="en-US" w:eastAsia="zh-CN"/>
+        </w:rPr>
+      </w:r>
+      <w:r>
+        <w:rPr>
+          <w:rFonts w:ascii="Times New Roman" w:hAnsi="Times New Roman" w:eastAsia="Times New Roman" w:cs="Times New Roman"/>
+          <w:sz w:val="20"/>
+          <w:szCs w:val="20"/>
+          <w:lang w:val="en-US" w:eastAsia="zh-CN"/>
+        </w:rPr>
+      </w:r>
+    </w:p>
+  </w:endnote>
+</w:endnotes>
 </file>
 
 <file path=word/footer1.xml><?xml version="1.0" encoding="utf-8"?>
@@ -6091,6 +5805,99 @@
     </w:r>
   </w:p>
 </w:ftr>
+</file>
+
+<file path=word/footnotes.xml><?xml version="1.0" encoding="utf-8"?>
+<w:footnotes xmlns:wpc="http://schemas.microsoft.com/office/word/2010/wordprocessingCanvas" xmlns:mc="http://schemas.openxmlformats.org/markup-compatibility/2006" xmlns:o="urn:schemas-microsoft-com:office:office" xmlns:r="http://schemas.openxmlformats.org/officeDocument/2006/relationships" xmlns:m="http://schemas.openxmlformats.org/officeDocument/2006/math" xmlns:v="urn:schemas-microsoft-com:vml" xmlns:wp14="http://schemas.microsoft.com/office/word/2010/wordprocessingDrawing" xmlns:wp="http://schemas.openxmlformats.org/drawingml/2006/wordprocessingDrawing" xmlns:w10="urn:schemas-microsoft-com:office:word" xmlns:w="http://schemas.openxmlformats.org/wordprocessingml/2006/main" xmlns:w14="http://schemas.microsoft.com/office/word/2010/wordml" xmlns:w15="http://schemas.microsoft.com/office/word/2012/wordml" xmlns:wpg="http://schemas.microsoft.com/office/word/2010/wordprocessingGroup" xmlns:wpi="http://schemas.microsoft.com/office/word/2010/wordprocessingInk" xmlns:wne="http://schemas.microsoft.com/office/word/2006/wordml" xmlns:a="http://schemas.openxmlformats.org/drawingml/2006/main" xmlns:wps="http://schemas.microsoft.com/office/word/2010/wordprocessingShape" mc:Ignorable="w14 w15 wp14">
+  <w:footnote w:type="separator" w:id="-1">
+    <w:p>
+      <w:pPr>
+        <w:widowControl/>
+        <w:rPr>
+          <w:rFonts w:ascii="Times New Roman" w:hAnsi="Times New Roman" w:eastAsia="Times New Roman" w:cs="Times New Roman"/>
+          <w:sz w:val="20"/>
+          <w:szCs w:val="20"/>
+          <w:lang w:val="en-US" w:eastAsia="zh-CN"/>
+        </w:rPr>
+        <w:pBdr>
+          <w:top w:val="none" w:color="000000" w:sz="4" w:space="0"/>
+          <w:left w:val="none" w:color="000000" w:sz="4" w:space="0"/>
+          <w:bottom w:val="none" w:color="000000" w:sz="4" w:space="0"/>
+          <w:right w:val="none" w:color="000000" w:sz="4" w:space="0"/>
+          <w:between w:val="none" w:color="000000" w:sz="4" w:space="0"/>
+        </w:pBdr>
+      </w:pPr>
+      <w:r>
+        <w:rPr>
+          <w:rFonts w:ascii="Times New Roman" w:hAnsi="Times New Roman" w:eastAsia="Times New Roman" w:cs="Times New Roman"/>
+          <w:sz w:val="20"/>
+          <w:szCs w:val="20"/>
+        </w:rPr>
+        <w:separator/>
+      </w:r>
+      <w:r>
+        <w:rPr>
+          <w:rFonts w:ascii="Times New Roman" w:hAnsi="Times New Roman" w:eastAsia="Times New Roman" w:cs="Times New Roman"/>
+          <w:sz w:val="20"/>
+          <w:szCs w:val="20"/>
+          <w:lang w:val="en-US" w:eastAsia="zh-CN"/>
+        </w:rPr>
+      </w:r>
+      <w:r>
+        <w:rPr>
+          <w:rFonts w:ascii="Times New Roman" w:hAnsi="Times New Roman" w:eastAsia="Times New Roman" w:cs="Times New Roman"/>
+          <w:sz w:val="20"/>
+          <w:szCs w:val="20"/>
+          <w:lang w:val="en-US" w:eastAsia="zh-CN"/>
+        </w:rPr>
+      </w:r>
+    </w:p>
+  </w:footnote>
+  <w:footnote w:type="continuationSeparator" w:id="0">
+    <w:p>
+      <w:pPr>
+        <w:widowControl/>
+        <w:rPr>
+          <w:rFonts w:ascii="Times New Roman" w:hAnsi="Times New Roman" w:eastAsia="Times New Roman" w:cs="Times New Roman"/>
+          <w:sz w:val="20"/>
+          <w:szCs w:val="20"/>
+          <w:lang w:val="en-US" w:eastAsia="zh-CN"/>
+        </w:rPr>
+        <w:pBdr>
+          <w:top w:val="none" w:color="000000" w:sz="4" w:space="0"/>
+          <w:left w:val="none" w:color="000000" w:sz="4" w:space="0"/>
+          <w:bottom w:val="none" w:color="000000" w:sz="4" w:space="0"/>
+          <w:right w:val="none" w:color="000000" w:sz="4" w:space="0"/>
+          <w:between w:val="none" w:color="000000" w:sz="4" w:space="0"/>
+        </w:pBdr>
+      </w:pPr>
+      <w:r>
+        <w:rPr>
+          <w:rFonts w:ascii="Times New Roman" w:hAnsi="Times New Roman" w:eastAsia="Times New Roman" w:cs="Times New Roman"/>
+          <w:sz w:val="20"/>
+          <w:szCs w:val="20"/>
+        </w:rPr>
+        <w:continuationSeparator/>
+      </w:r>
+      <w:r>
+        <w:rPr>
+          <w:rFonts w:ascii="Times New Roman" w:hAnsi="Times New Roman" w:eastAsia="Times New Roman" w:cs="Times New Roman"/>
+          <w:sz w:val="20"/>
+          <w:szCs w:val="20"/>
+          <w:lang w:val="en-US" w:eastAsia="zh-CN"/>
+        </w:rPr>
+      </w:r>
+      <w:r>
+        <w:rPr>
+          <w:rFonts w:ascii="Times New Roman" w:hAnsi="Times New Roman" w:eastAsia="Times New Roman" w:cs="Times New Roman"/>
+          <w:sz w:val="20"/>
+          <w:szCs w:val="20"/>
+          <w:lang w:val="en-US" w:eastAsia="zh-CN"/>
+        </w:rPr>
+      </w:r>
+    </w:p>
+  </w:footnote>
+</w:footnotes>
 </file>
 
 <file path=word/numbering.xml><?xml version="1.0" encoding="utf-8"?>

--- a/contract_ooo_template.docx
+++ b/contract_ooo_template.docx
@@ -5210,7 +5210,7 @@
           <w:sz w:val="22"/>
           <w:szCs w:val="22"/>
         </w:rPr>
-        <w:t xml:space="preserve">{#contract_services}</w:t>
+        <w:t xml:space="preserve">{{#contract_services}}</w:t>
       </w:r>
     </w:p>
     <w:p>
@@ -5263,7 +5263,7 @@
           <w:sz w:val="22"/>
           <w:szCs w:val="22"/>
         </w:rPr>
-        <w:t xml:space="preserve">{/contract_services}</w:t>
+        <w:t xml:space="preserve">{{/contract_services}}</w:t>
       </w:r>
     </w:p>
     <w:p>

--- a/contract_ooo_template.docx
+++ b/contract_ooo_template.docx
@@ -201,7 +201,7 @@
           <w:highlight w:val="yellow"/>
           <w:rtl w:val="0"/>
         </w:rPr>
-        <w:t xml:space="preserve">ОПТИМА</w:t>
+        <w:t xml:space="preserve">{{ex_short}}</w:t>
       </w:r>
     </w:p>
     <w:p>
@@ -244,7 +244,7 @@
           <w:highlight w:val="yellow"/>
           <w:rtl w:val="0"/>
         </w:rPr>
-        <w:t xml:space="preserve">Адрес: Архангельская область, г Северодвинск, Первомайская ул, д. 16</w:t>
+        <w:t xml:space="preserve">Адрес: {{ex_address}}</w:t>
       </w:r>
       <w:r>
         <w:rPr>
@@ -264,7 +264,7 @@
             <w:u w:val="single"/>
             <w:rtl w:val="0"/>
           </w:rPr>
-          <w:t xml:space="preserve">info@buhstart.ru</w:t>
+          <w:t xml:space="preserve">{{ex_email}}</w:t>
         </w:r>
       </w:hyperlink>
       <w:r>
@@ -639,7 +639,7 @@
           <w:vertAlign w:val="baseline"/>
           <w:rtl w:val="0"/>
         </w:rPr>
-        <w:t xml:space="preserve">Общество с ограниченной ответственностью «Оптима» в лице генерального директора Горелкиной Галины Викторовны, действующего на основании Устава, именуемое в дальнейшем «Исполнитель», с одной стороны, и Общество с ограниченной ответственностью «{{client_company_name}}» в лице {{client_signatory_role}} {{client_signatory}}, действующего на основании {{client_basis}}</w:t>
+        <w:t xml:space="preserve">{{ex_fullname}} в лице генерального директора {{ex_director_gen}}, действующего на основании Устава, именуемое в дальнейшем «Исполнитель», с одной стороны, и Общество с ограниченной ответственностью «{{client_company_name}}» в лице {{client_signatory_role}} {{client_signatory}}, действующего на основании {{client_basis}}</w:t>
       </w:r>
       <w:r>
         <w:rPr>
@@ -3637,7 +3637,7 @@
           <w:vertAlign w:val="baseline"/>
           <w:rtl w:val="0"/>
         </w:rPr>
-        <w:t xml:space="preserve">Заказчик не должен вести переговоры о приеме на работу по трудовым договорам и/или о заключении гражданско-правовых договоров с сотрудниками Исполнителя и не заключать вышеназванные договоры, в том числе в течение 6 месяцев со дня увольнения сотрудника из компании Исполнителя (ООО «Оптима»). За нарушение указанного обязательства Заказчик уплачивает Исполнителю штраф в размере 100 МРОТ.</w:t>
+        <w:t xml:space="preserve">Заказчик не должен вести переговоры о приеме на работу по трудовым договорам и/или о заключении гражданско-правовых договоров с сотрудниками Исполнителя и не заключать вышеназванные договоры, в том числе в течение 6 месяцев со дня увольнения сотрудника из компании Исполнителя ({{ex_name}}). За нарушение указанного обязательства Заказчик уплачивает Исполнителю штраф в размере 100 МРОТ.</w:t>
       </w:r>
     </w:p>
     <w:p>
@@ -3952,7 +3952,7 @@
           <w:vertAlign w:val="baseline"/>
           <w:rtl w:val="0"/>
         </w:rPr>
-        <w:t xml:space="preserve">Исполнитель: ООО «ОПТИМА» </w:t>
+        <w:t xml:space="preserve">Исполнитель: {{ex_name}} </w:t>
       </w:r>
     </w:p>
     <w:p>
@@ -4005,7 +4005,7 @@
           <w:vertAlign w:val="baseline"/>
           <w:rtl w:val="0"/>
         </w:rPr>
-        <w:t xml:space="preserve">ИНН: 2902092123</w:t>
+        <w:t xml:space="preserve">ИНН: {{ex_inn}}</w:t>
       </w:r>
     </w:p>
     <w:p>
@@ -4058,7 +4058,7 @@
           <w:vertAlign w:val="baseline"/>
           <w:rtl w:val="0"/>
         </w:rPr>
-        <w:t xml:space="preserve">КПП: 290201001</w:t>
+        <w:t xml:space="preserve">КПП: {{ex_kpp}}</w:t>
       </w:r>
     </w:p>
     <w:p>
@@ -4130,7 +4130,7 @@
           <w:vertAlign w:val="baseline"/>
           <w:rtl w:val="0"/>
         </w:rPr>
-        <w:t xml:space="preserve">40702810720000170264</w:t>
+        <w:t xml:space="preserve">{{ex_rs}}</w:t>
       </w:r>
       <w:r>
         <w:rPr>
@@ -4241,7 +4241,7 @@
           <w:vertAlign w:val="baseline"/>
           <w:rtl w:val="0"/>
         </w:rPr>
-        <w:t xml:space="preserve">БИК: 044525104</w:t>
+        <w:t xml:space="preserve">БИК: {{ex_bik}}</w:t>
       </w:r>
     </w:p>
     <w:p>
@@ -4313,7 +4313,7 @@
           <w:vertAlign w:val="baseline"/>
           <w:rtl w:val="0"/>
         </w:rPr>
-        <w:t xml:space="preserve">30101810745374525104</w:t>
+        <w:t xml:space="preserve">{{ex_ks}}</w:t>
       </w:r>
     </w:p>
     <w:p>
@@ -4366,7 +4366,7 @@
           <w:vertAlign w:val="baseline"/>
           <w:rtl w:val="0"/>
         </w:rPr>
-        <w:t xml:space="preserve">Юридический адрес: Архангельская область, г Северодвинск, Первомайская ул, д. 16</w:t>
+        <w:t xml:space="preserve">Юридический адрес: {{ex_address}}</w:t>
       </w:r>
     </w:p>
     <w:p>
@@ -4856,7 +4856,7 @@
           <w:vertAlign w:val="baseline"/>
           <w:rtl w:val="0"/>
         </w:rPr>
-        <w:t xml:space="preserve">                                             ({{client_signatory}})                                               (Горелкина Г.В.)</w:t>
+        <w:t xml:space="preserve">                                             ({{client_signatory}})                                               ({{ex_dir_short}})</w:t>
       </w:r>
     </w:p>
     <w:p>
@@ -5382,7 +5382,7 @@
         <w:rPr>
           <w:rtl w:val="0"/>
         </w:rPr>
-        <w:t xml:space="preserve">({{client_signatory}})                                                         (Горелкина Г.В.)</w:t>
+        <w:t xml:space="preserve">({{client_signatory}})                                                         ({{ex_dir_short}})</w:t>
       </w:r>
     </w:p>
     <w:p>

--- a/contract_ooo_template.docx
+++ b/contract_ooo_template.docx
@@ -1838,6 +1838,42 @@
           <w:ilvl w:val="1"/>
           <w:numId w:val="10"/>
         </w:numPr>
+        <w:p>
+          <w:pPr>
+            <w:spacing w:after="0" w:before="0" w:line="240" w:lineRule="auto"/>
+            <w:ind w:left="0" w:right="0" w:firstLine="567"/>
+            <w:jc w:val="both"/>
+            <w:rPr/>
+          </w:pPr>
+          <w:r>
+            <w:rPr>
+              <w:rFonts w:ascii="Trebuchet MS" w:cs="Trebuchet MS" w:eastAsia="Trebuchet MS" w:hAnsi="Trebuchet MS"/>
+              <w:b w:val="0"/>
+              <w:color w:val="000000"/>
+              <w:sz w:val="22"/>
+              <w:szCs w:val="22"/>
+            </w:rPr>
+            <w:t xml:space="preserve">Стоимость услуг составляет {{total_amount}} ({{total_amount_words}}) рублей в месяц.</w:t>
+          </w:r>
+        </w:p>
+        <w:p>
+          <w:pPr>
+            <w:spacing w:after="0" w:before="0" w:line="240" w:lineRule="auto"/>
+            <w:ind w:left="0" w:right="0" w:firstLine="567"/>
+            <w:jc w:val="both"/>
+            <w:rPr/>
+          </w:pPr>
+          <w:r>
+            <w:rPr>
+              <w:rFonts w:ascii="Trebuchet MS" w:cs="Trebuchet MS" w:eastAsia="Trebuchet MS" w:hAnsi="Trebuchet MS"/>
+              <w:b w:val="0"/>
+              <w:color w:val="000000"/>
+              <w:sz w:val="22"/>
+              <w:szCs w:val="22"/>
+            </w:rPr>
+            <w:t xml:space="preserve">{{#show_discount}}С учётом скидки {{discount_percent}}% (первоначальная стоимость — {{original_amount}} руб./мес.).{{/show_discount}}</w:t>
+          </w:r>
+        </w:p>
         <w:pBdr>
           <w:top w:color="000000" w:space="0" w:sz="0" w:val="none"/>
           <w:left w:color="000000" w:space="0" w:sz="0" w:val="none"/>

--- a/contract_ooo_template.docx
+++ b/contract_ooo_template.docx
@@ -1838,42 +1838,92 @@
           <w:ilvl w:val="1"/>
           <w:numId w:val="10"/>
         </w:numPr>
-        <w:p>
-          <w:pPr>
-            <w:spacing w:after="0" w:before="0" w:line="240" w:lineRule="auto"/>
-            <w:ind w:left="0" w:right="0" w:firstLine="567"/>
-            <w:jc w:val="both"/>
-            <w:rPr/>
-          </w:pPr>
-          <w:r>
-            <w:rPr>
-              <w:rFonts w:ascii="Trebuchet MS" w:cs="Trebuchet MS" w:eastAsia="Trebuchet MS" w:hAnsi="Trebuchet MS"/>
-              <w:b w:val="0"/>
-              <w:color w:val="000000"/>
-              <w:sz w:val="22"/>
-              <w:szCs w:val="22"/>
-            </w:rPr>
-            <w:t xml:space="preserve">Стоимость услуг составляет {{total_amount}} ({{total_amount_words}}) рублей в месяц.</w:t>
-          </w:r>
-        </w:p>
-        <w:p>
-          <w:pPr>
-            <w:spacing w:after="0" w:before="0" w:line="240" w:lineRule="auto"/>
-            <w:ind w:left="0" w:right="0" w:firstLine="567"/>
-            <w:jc w:val="both"/>
-            <w:rPr/>
-          </w:pPr>
-          <w:r>
-            <w:rPr>
-              <w:rFonts w:ascii="Trebuchet MS" w:cs="Trebuchet MS" w:eastAsia="Trebuchet MS" w:hAnsi="Trebuchet MS"/>
-              <w:b w:val="0"/>
-              <w:color w:val="000000"/>
-              <w:sz w:val="22"/>
-              <w:szCs w:val="22"/>
-            </w:rPr>
-            <w:t xml:space="preserve">{{#show_discount}}С учётом скидки {{discount_percent}}% (первоначальная стоимость — {{original_amount}} руб./мес.).{{/show_discount}}</w:t>
-          </w:r>
-        </w:p>
+        <w:pBdr>
+          <w:top w:color="000000" w:space="0" w:sz="0" w:val="none"/>
+          <w:left w:color="000000" w:space="0" w:sz="0" w:val="none"/>
+          <w:bottom w:color="000000" w:space="0" w:sz="0" w:val="none"/>
+          <w:right w:color="000000" w:space="0" w:sz="0" w:val="none"/>
+          <w:between w:color="000000" w:space="0" w:sz="0" w:val="none"/>
+        </w:pBdr>
+        <w:shd w:fill="auto" w:val="clear"/>
+        <w:spacing w:after="0" w:before="0" w:line="240" w:lineRule="auto"/>
+        <w:ind w:left="0" w:right="0" w:firstLine="567"/>
+        <w:jc w:val="both"/>
+        <w:rPr/>
+      </w:pPr>
+      <w:r>
+        <w:rPr>
+          <w:rFonts w:ascii="Trebuchet MS" w:cs="Trebuchet MS" w:eastAsia="Trebuchet MS" w:hAnsi="Trebuchet MS"/>
+          <w:b w:val="0"/>
+          <w:bCs w:val="0"/>
+          <w:i w:val="0"/>
+          <w:iCs w:val="0"/>
+          <w:smallCaps w:val="0"/>
+          <w:strike w:val="0"/>
+          <w:color w:val="000000"/>
+          <w:sz w:val="22"/>
+          <w:szCs w:val="22"/>
+          <w:u w:val="none"/>
+          <w:shd w:fill="auto" w:val="clear"/>
+          <w:vertAlign w:val="baseline"/>
+          <w:rtl w:val="0"/>
+        </w:rPr>
+        <w:t xml:space="preserve">{{total_amount}} ({{total_amount_words}}) рублей в месяц — стоимость услуг по настоящему договору.</w:t>
+      </w:r>
+    </w:p>
+    <w:p>
+      <w:pPr>
+        <w:keepNext w:val="0"/>
+        <w:keepLines w:val="0"/>
+        <w:pageBreakBefore w:val="0"/>
+        <w:widowControl w:val="0"/>
+        <w:numPr>
+          <w:ilvl w:val="1"/>
+          <w:numId w:val="10"/>
+        </w:numPr>
+        <w:pBdr>
+          <w:top w:color="000000" w:space="0" w:sz="0" w:val="none"/>
+          <w:left w:color="000000" w:space="0" w:sz="0" w:val="none"/>
+          <w:bottom w:color="000000" w:space="0" w:sz="0" w:val="none"/>
+          <w:right w:color="000000" w:space="0" w:sz="0" w:val="none"/>
+          <w:between w:color="000000" w:space="0" w:sz="0" w:val="none"/>
+        </w:pBdr>
+        <w:shd w:fill="auto" w:val="clear"/>
+        <w:spacing w:after="0" w:before="0" w:line="240" w:lineRule="auto"/>
+        <w:ind w:left="0" w:right="0" w:firstLine="567"/>
+        <w:jc w:val="both"/>
+        <w:rPr/>
+      </w:pPr>
+      <w:r>
+        <w:rPr>
+          <w:rFonts w:ascii="Trebuchet MS" w:cs="Trebuchet MS" w:eastAsia="Trebuchet MS" w:hAnsi="Trebuchet MS"/>
+          <w:b w:val="0"/>
+          <w:bCs w:val="0"/>
+          <w:i w:val="0"/>
+          <w:iCs w:val="0"/>
+          <w:smallCaps w:val="0"/>
+          <w:strike w:val="0"/>
+          <w:color w:val="000000"/>
+          <w:sz w:val="22"/>
+          <w:szCs w:val="22"/>
+          <w:u w:val="none"/>
+          <w:shd w:fill="auto" w:val="clear"/>
+          <w:vertAlign w:val="baseline"/>
+          <w:rtl w:val="0"/>
+        </w:rPr>
+        <w:t xml:space="preserve">{{#show_discount}}Первоначальная стоимость составляла {{original_amount}} рублей в месяц. Скидка {{discount_percent}}% применена по соглашению сторон.{{/show_discount}}</w:t>
+      </w:r>
+    </w:p>
+    <w:p>
+      <w:pPr>
+        <w:keepNext w:val="0"/>
+        <w:keepLines w:val="0"/>
+        <w:pageBreakBefore w:val="0"/>
+        <w:widowControl w:val="0"/>
+        <w:numPr>
+          <w:ilvl w:val="1"/>
+          <w:numId w:val="10"/>
+        </w:numPr>
         <w:pBdr>
           <w:top w:color="000000" w:space="0" w:sz="0" w:val="none"/>
           <w:left w:color="000000" w:space="0" w:sz="0" w:val="none"/>

--- a/contract_ooo_template.docx
+++ b/contract_ooo_template.docx
@@ -1825,93 +1825,7 @@
           <w:vertAlign w:val="baseline"/>
           <w:rtl w:val="0"/>
         </w:rPr>
-        <w:t xml:space="preserve">Два месяца обслуживания стоимость оказываемых услуг будет рассчитываться по факту выполненных услуг.</w:t>
-      </w:r>
-    </w:p>
-    <w:p>
-      <w:pPr>
-        <w:keepNext w:val="0"/>
-        <w:keepLines w:val="0"/>
-        <w:pageBreakBefore w:val="0"/>
-        <w:widowControl w:val="0"/>
-        <w:numPr>
-          <w:ilvl w:val="1"/>
-          <w:numId w:val="10"/>
-        </w:numPr>
-        <w:pBdr>
-          <w:top w:color="000000" w:space="0" w:sz="0" w:val="none"/>
-          <w:left w:color="000000" w:space="0" w:sz="0" w:val="none"/>
-          <w:bottom w:color="000000" w:space="0" w:sz="0" w:val="none"/>
-          <w:right w:color="000000" w:space="0" w:sz="0" w:val="none"/>
-          <w:between w:color="000000" w:space="0" w:sz="0" w:val="none"/>
-        </w:pBdr>
-        <w:shd w:fill="auto" w:val="clear"/>
-        <w:spacing w:after="0" w:before="0" w:line="240" w:lineRule="auto"/>
-        <w:ind w:left="0" w:right="0" w:firstLine="567"/>
-        <w:jc w:val="both"/>
-        <w:rPr/>
-      </w:pPr>
-      <w:r>
-        <w:rPr>
-          <w:rFonts w:ascii="Trebuchet MS" w:cs="Trebuchet MS" w:eastAsia="Trebuchet MS" w:hAnsi="Trebuchet MS"/>
-          <w:b w:val="0"/>
-          <w:bCs w:val="0"/>
-          <w:i w:val="0"/>
-          <w:iCs w:val="0"/>
-          <w:smallCaps w:val="0"/>
-          <w:strike w:val="0"/>
-          <w:color w:val="000000"/>
-          <w:sz w:val="22"/>
-          <w:szCs w:val="22"/>
-          <w:u w:val="none"/>
-          <w:shd w:fill="auto" w:val="clear"/>
-          <w:vertAlign w:val="baseline"/>
-          <w:rtl w:val="0"/>
-        </w:rPr>
         <w:t xml:space="preserve">{{total_amount}} ({{total_amount_words}}) рублей в месяц — стоимость услуг по настоящему договору.</w:t>
-      </w:r>
-    </w:p>
-    <w:p>
-      <w:pPr>
-        <w:keepNext w:val="0"/>
-        <w:keepLines w:val="0"/>
-        <w:pageBreakBefore w:val="0"/>
-        <w:widowControl w:val="0"/>
-        <w:numPr>
-          <w:ilvl w:val="1"/>
-          <w:numId w:val="10"/>
-        </w:numPr>
-        <w:pBdr>
-          <w:top w:color="000000" w:space="0" w:sz="0" w:val="none"/>
-          <w:left w:color="000000" w:space="0" w:sz="0" w:val="none"/>
-          <w:bottom w:color="000000" w:space="0" w:sz="0" w:val="none"/>
-          <w:right w:color="000000" w:space="0" w:sz="0" w:val="none"/>
-          <w:between w:color="000000" w:space="0" w:sz="0" w:val="none"/>
-        </w:pBdr>
-        <w:shd w:fill="auto" w:val="clear"/>
-        <w:spacing w:after="0" w:before="0" w:line="240" w:lineRule="auto"/>
-        <w:ind w:left="0" w:right="0" w:firstLine="567"/>
-        <w:jc w:val="both"/>
-        <w:rPr/>
-      </w:pPr>
-      <w:r>
-        <w:rPr>
-          <w:rFonts w:ascii="Trebuchet MS" w:cs="Trebuchet MS" w:eastAsia="Trebuchet MS" w:hAnsi="Trebuchet MS"/>
-          <w:b w:val="0"/>
-          <w:bCs w:val="0"/>
-          <w:i w:val="0"/>
-          <w:iCs w:val="0"/>
-          <w:smallCaps w:val="0"/>
-          <w:strike w:val="0"/>
-          <w:color w:val="000000"/>
-          <w:sz w:val="22"/>
-          <w:szCs w:val="22"/>
-          <w:u w:val="none"/>
-          <w:shd w:fill="auto" w:val="clear"/>
-          <w:vertAlign w:val="baseline"/>
-          <w:rtl w:val="0"/>
-        </w:rPr>
-        <w:t xml:space="preserve">{{#show_discount}}Первоначальная стоимость составляла {{original_amount}} рублей в месяц. Скидка {{discount_percent}}% применена по соглашению сторон.{{/show_discount}}</w:t>
       </w:r>
     </w:p>
     <w:p>

--- a/contract_ooo_template.docx
+++ b/contract_ooo_template.docx
@@ -1760,7 +1760,7 @@
         <w:pStyle w:val="Heading2"/>
         <w:numPr>
           <w:ilvl w:val="0"/>
-          <w:numId w:val="4"/>
+          <w:numId w:val="2"/>
         </w:numPr>
         <w:pBdr>
           <w:top w:color="000000" w:space="0" w:sz="0" w:val="none"/>
@@ -2300,7 +2300,7 @@
         <w:pStyle w:val="Heading2"/>
         <w:numPr>
           <w:ilvl w:val="0"/>
-          <w:numId w:val="4"/>
+          <w:numId w:val="2"/>
         </w:numPr>
         <w:pBdr>
           <w:top w:color="000000" w:space="0" w:sz="0" w:val="none"/>
@@ -2878,7 +2878,7 @@
         <w:pStyle w:val="Heading2"/>
         <w:numPr>
           <w:ilvl w:val="0"/>
-          <w:numId w:val="4"/>
+          <w:numId w:val="2"/>
         </w:numPr>
         <w:pBdr>
           <w:top w:color="000000" w:space="0" w:sz="0" w:val="none"/>
@@ -3038,7 +3038,7 @@
         <w:pStyle w:val="Heading2"/>
         <w:numPr>
           <w:ilvl w:val="0"/>
-          <w:numId w:val="4"/>
+          <w:numId w:val="2"/>
         </w:numPr>
         <w:pBdr>
           <w:top w:color="000000" w:space="0" w:sz="0" w:val="none"/>
@@ -3318,7 +3318,7 @@
         <w:pStyle w:val="Heading2"/>
         <w:numPr>
           <w:ilvl w:val="0"/>
-          <w:numId w:val="4"/>
+          <w:numId w:val="2"/>
         </w:numPr>
         <w:pBdr>
           <w:top w:color="000000" w:space="0" w:sz="0" w:val="none"/>
@@ -3770,7 +3770,7 @@
         <w:pStyle w:val="Heading2"/>
         <w:numPr>
           <w:ilvl w:val="0"/>
-          <w:numId w:val="4"/>
+          <w:numId w:val="2"/>
         </w:numPr>
         <w:pBdr>
           <w:top w:color="000000" w:space="0" w:sz="0" w:val="none"/>
@@ -3881,7 +3881,7 @@
         <w:pStyle w:val="Heading2"/>
         <w:numPr>
           <w:ilvl w:val="0"/>
-          <w:numId w:val="4"/>
+          <w:numId w:val="2"/>
         </w:numPr>
         <w:pBdr>
           <w:top w:color="000000" w:space="0" w:sz="0" w:val="none"/>

--- a/contract_ooo_template.docx
+++ b/contract_ooo_template.docx
@@ -6280,7 +6280,7 @@
   </w:abstractNum>
   <w:abstractNum w:abstractNumId="5">
     <w:lvl w:ilvl="0">
-      <w:start w:val="8"/>
+      <w:start w:val="6"/>
       <w:numFmt w:val="decimal"/>
       <w:lvlText w:val="%1"/>
       <w:lvlJc w:val="left"/>
@@ -6476,7 +6476,7 @@
   </w:abstractNum>
   <w:abstractNum w:abstractNumId="7">
     <w:lvl w:ilvl="0">
-      <w:start w:val="6"/>
+      <w:start w:val="5"/>
       <w:numFmt w:val="decimal"/>
       <w:lvlText w:val="%1"/>
       <w:lvlJc w:val="left"/>

--- a/contract_ooo_template.docx
+++ b/contract_ooo_template.docx
@@ -6280,7 +6280,7 @@
   </w:abstractNum>
   <w:abstractNum w:abstractNumId="5">
     <w:lvl w:ilvl="0">
-      <w:start w:val="6"/>
+      <w:start w:val="8"/>
       <w:numFmt w:val="decimal"/>
       <w:lvlText w:val="%1"/>
       <w:lvlJc w:val="left"/>
@@ -6476,7 +6476,7 @@
   </w:abstractNum>
   <w:abstractNum w:abstractNumId="7">
     <w:lvl w:ilvl="0">
-      <w:start w:val="5"/>
+      <w:start w:val="6"/>
       <w:numFmt w:val="decimal"/>
       <w:lvlText w:val="%1"/>
       <w:lvlJc w:val="left"/>

--- a/contract_ooo_template.docx
+++ b/contract_ooo_template.docx
@@ -1753,79 +1753,6 @@
         <w:rPr>
           <w:rtl w:val="0"/>
         </w:rPr>
-      </w:r>
-    </w:p>
-    <w:p>
-      <w:pPr>
-        <w:pStyle w:val="Heading2"/>
-        <w:numPr>
-          <w:ilvl w:val="0"/>
-          <w:numId w:val="2"/>
-        </w:numPr>
-        <w:pBdr>
-          <w:top w:color="000000" w:space="0" w:sz="0" w:val="none"/>
-          <w:left w:color="000000" w:space="0" w:sz="0" w:val="none"/>
-          <w:bottom w:color="000000" w:space="0" w:sz="0" w:val="none"/>
-          <w:right w:color="000000" w:space="0" w:sz="0" w:val="none"/>
-          <w:between w:color="000000" w:space="0" w:sz="0" w:val="none"/>
-        </w:pBdr>
-        <w:tabs>
-          <w:tab w:val="left" w:leader="none" w:pos="3989"/>
-          <w:tab w:val="left" w:leader="none" w:pos="3990"/>
-        </w:tabs>
-        <w:spacing w:line="240" w:lineRule="auto"/>
-        <w:ind w:left="0" w:hanging="630"/>
-        <w:jc w:val="center"/>
-        <w:rPr/>
-      </w:pPr>
-      <w:r>
-        <w:rPr>
-          <w:rtl w:val="0"/>
-        </w:rPr>
-        <w:t xml:space="preserve">СТОИМОСТЬ РАБОТ И ПОРЯДОК РАСЧЕТОВ</w:t>
-      </w:r>
-    </w:p>
-    <w:p>
-      <w:pPr>
-        <w:keepNext w:val="0"/>
-        <w:keepLines w:val="0"/>
-        <w:pageBreakBefore w:val="0"/>
-        <w:widowControl w:val="0"/>
-        <w:numPr>
-          <w:ilvl w:val="1"/>
-          <w:numId w:val="10"/>
-        </w:numPr>
-        <w:pBdr>
-          <w:top w:color="000000" w:space="0" w:sz="0" w:val="none"/>
-          <w:left w:color="000000" w:space="0" w:sz="0" w:val="none"/>
-          <w:bottom w:color="000000" w:space="0" w:sz="0" w:val="none"/>
-          <w:right w:color="000000" w:space="0" w:sz="0" w:val="none"/>
-          <w:between w:color="000000" w:space="0" w:sz="0" w:val="none"/>
-        </w:pBdr>
-        <w:shd w:fill="auto" w:val="clear"/>
-        <w:spacing w:after="0" w:before="0" w:line="240" w:lineRule="auto"/>
-        <w:ind w:left="0" w:right="0" w:firstLine="567"/>
-        <w:jc w:val="both"/>
-        <w:rPr/>
-      </w:pPr>
-      <w:r>
-        <w:rPr>
-          <w:rFonts w:ascii="Trebuchet MS" w:cs="Trebuchet MS" w:eastAsia="Trebuchet MS" w:hAnsi="Trebuchet MS"/>
-          <w:b w:val="0"/>
-          <w:bCs w:val="0"/>
-          <w:i w:val="0"/>
-          <w:iCs w:val="0"/>
-          <w:smallCaps w:val="0"/>
-          <w:strike w:val="0"/>
-          <w:color w:val="000000"/>
-          <w:sz w:val="22"/>
-          <w:szCs w:val="22"/>
-          <w:u w:val="none"/>
-          <w:shd w:fill="auto" w:val="clear"/>
-          <w:vertAlign w:val="baseline"/>
-          <w:rtl w:val="0"/>
-        </w:rPr>
-        <w:t xml:space="preserve">{{total_amount}} ({{total_amount_words}}) рублей в месяц — стоимость услуг по настоящему договору.</w:t>
       </w:r>
     </w:p>
     <w:p>

--- a/contract_ooo_template.docx
+++ b/contract_ooo_template.docx
@@ -1757,6 +1757,35 @@
     </w:p>
     <w:p>
       <w:pPr>
+        <w:pStyle w:val="Heading2"/>
+        <w:numPr>
+          <w:ilvl w:val="0"/>
+          <w:numId w:val="2"/>
+        </w:numPr>
+        <w:pBdr>
+          <w:top w:color="000000" w:space="0" w:sz="0" w:val="none"/>
+          <w:left w:color="000000" w:space="0" w:sz="0" w:val="none"/>
+          <w:bottom w:color="000000" w:space="0" w:sz="0" w:val="none"/>
+          <w:right w:color="000000" w:space="0" w:sz="0" w:val="none"/>
+          <w:between w:color="000000" w:space="0" w:sz="0" w:val="none"/>
+        </w:pBdr>
+        <w:tabs>
+          <w:tab w:val="left" w:leader="none" w:pos="4184"/>
+        </w:tabs>
+        <w:spacing w:line="240" w:lineRule="auto"/>
+        <w:ind w:left="0" w:hanging="360"/>
+        <w:jc w:val="center"/>
+        <w:rPr/>
+      </w:pPr>
+      <w:r>
+        <w:rPr>
+          <w:rtl w:val="0"/>
+        </w:rPr>
+        <w:t xml:space="preserve">СТОИМОСТЬ РАБОТ И ПОРЯДОК РАСЧЕТОВ</w:t>
+      </w:r>
+    </w:p>
+    <w:p>
+      <w:pPr>
         <w:keepNext w:val="0"/>
         <w:keepLines w:val="0"/>
         <w:pageBreakBefore w:val="0"/>
@@ -1795,7 +1824,7 @@
           <w:vertAlign w:val="baseline"/>
           <w:rtl w:val="0"/>
         </w:rPr>
-        <w:t xml:space="preserve">Перед началом оказания услуг Заказчик внес предоплату в размере {{amount}} ({{amount_words}}) рублей.</w:t>
+        <w:t xml:space="preserve">Перед началом оказания услуг Заказчик внес предоплату в размере 20 000 (Двадцати тысяч) рублей.</w:t>
       </w:r>
     </w:p>
     <w:p>

--- a/contract_ooo_template.docx
+++ b/contract_ooo_template.docx
@@ -1782,6 +1782,49 @@
           <w:rtl w:val="0"/>
         </w:rPr>
         <w:t xml:space="preserve">СТОИМОСТЬ РАБОТ И ПОРЯДОК РАСЧЕТОВ</w:t>
+      </w:r>
+    </w:p>
+    <w:p>
+      <w:pPr>
+        <w:keepNext w:val="0"/>
+        <w:keepLines w:val="0"/>
+        <w:pageBreakBefore w:val="0"/>
+        <w:widowControl w:val="0"/>
+        <w:numPr>
+          <w:ilvl w:val="1"/>
+          <w:numId w:val="10"/>
+        </w:numPr>
+        <w:pBdr>
+          <w:top w:color="000000" w:space="0" w:sz="0" w:val="none"/>
+          <w:left w:color="000000" w:space="0" w:sz="0" w:val="none"/>
+          <w:bottom w:color="000000" w:space="0" w:sz="0" w:val="none"/>
+          <w:right w:color="000000" w:space="0" w:sz="0" w:val="none"/>
+          <w:between w:color="000000" w:space="0" w:sz="0" w:val="none"/>
+        </w:pBdr>
+        <w:shd w:fill="auto" w:val="clear"/>
+        <w:spacing w:after="0" w:before="0" w:line="240" w:lineRule="auto"/>
+        <w:ind w:left="0" w:right="0" w:firstLine="567"/>
+        <w:jc w:val="both"/>
+        <w:rPr/>
+      </w:pPr>
+      <w:r>
+        <w:rPr>
+          <w:rFonts w:ascii="Trebuchet MS" w:cs="Trebuchet MS" w:eastAsia="Trebuchet MS" w:hAnsi="Trebuchet MS"/>
+          <w:b w:val="0"/>
+          <w:bCs w:val="0"/>
+          <w:i w:val="0"/>
+          <w:iCs w:val="0"/>
+          <w:smallCaps w:val="0"/>
+          <w:strike w:val="0"/>
+          <w:color w:val="000000"/>
+          <w:sz w:val="22"/>
+          <w:szCs w:val="22"/>
+          <w:u w:val="none"/>
+          <w:shd w:fill="auto" w:val="clear"/>
+          <w:vertAlign w:val="baseline"/>
+          <w:rtl w:val="0"/>
+        </w:rPr>
+        <w:t xml:space="preserve">Два месяца обслуживания стоимость оказываемых услуг будет рассчитываться по факту выполненных услуг.</w:t>
       </w:r>
     </w:p>
     <w:p>

--- a/contract_ooo_template.docx
+++ b/contract_ooo_template.docx
@@ -1867,7 +1867,7 @@
           <w:vertAlign w:val="baseline"/>
           <w:rtl w:val="0"/>
         </w:rPr>
-        <w:t xml:space="preserve">Перед началом оказания услуг Заказчик внес предоплату в размере 20 000 (Двадцати тысяч) рублей.</w:t>
+        <w:t xml:space="preserve">Перед началом оказания услуг Заказчик внес предоплату в размере {{amount}} ({{amount_words}}) рублей.</w:t>
       </w:r>
     </w:p>
     <w:p>
